--- a/course_material/案例复现实践报告模板.docx
+++ b/course_material/案例复现实践报告模板.docx
@@ -7,6 +7,7 @@
         <w:pStyle w:val="15"/>
         <w:spacing w:before="200" w:after="100" w:line="300" w:lineRule="auto"/>
         <w:contextualSpacing/>
+        <w:jc w:val="center"/>
         <w:rPr>
           <w:rFonts w:ascii="黑体" w:hAnsi="黑体" w:eastAsia="黑体" w:cs="黑体"/>
           <w:b/>
@@ -19,7 +20,20 @@
         </w:rPr>
       </w:pPr>
       <w:bookmarkStart w:id="0" w:name="ai4s案例复现报告模板"/>
-      <w:r>
+      <w:bookmarkStart w:id="20" w:name="_GoBack"/>
+      <w:r>
+        <w:rPr>
+          <w:lang w:eastAsia="zh-CN"/>
+        </w:rPr>
+        <w:t>AI4S科学智能原理与实践</w:t>
+      </w:r>
+    </w:p>
+    <w:p>
+      <w:pPr>
+        <w:pStyle w:val="15"/>
+        <w:spacing w:before="200" w:after="100" w:line="300" w:lineRule="auto"/>
+        <w:contextualSpacing/>
+        <w:jc w:val="center"/>
         <w:rPr>
           <w:rFonts w:ascii="黑体" w:hAnsi="黑体" w:eastAsia="黑体" w:cs="黑体"/>
           <w:b/>
@@ -30,9 +44,22 @@
           <w:szCs w:val="52"/>
           <w:lang w:eastAsia="en-US"/>
         </w:rPr>
-        <w:t>AI4S案例复现报告模板</w:t>
-      </w:r>
-    </w:p>
+      </w:pPr>
+      <w:r>
+        <w:rPr>
+          <w:rFonts w:ascii="黑体" w:hAnsi="黑体" w:eastAsia="黑体" w:cs="黑体"/>
+          <w:b/>
+          <w:color w:val="000000"/>
+          <w:spacing w:val="5"/>
+          <w:kern w:val="28"/>
+          <w:sz w:val="40"/>
+          <w:szCs w:val="52"/>
+          <w:lang w:eastAsia="en-US"/>
+        </w:rPr>
+        <w:t>案例复现报告模板</w:t>
+      </w:r>
+    </w:p>
+    <w:bookmarkEnd w:id="20"/>
     <w:p>
       <w:pPr>
         <w:spacing w:after="120" w:line="288" w:lineRule="auto"/>
@@ -452,6 +479,13 @@
             <w:insideH w:val="none" w:color="auto" w:sz="0" w:space="0"/>
             <w:insideV w:val="none" w:color="auto" w:sz="0" w:space="0"/>
           </w:tblBorders>
+          <w:shd w:val="clear" w:color="auto" w:fill="auto"/>
+          <w:tblCellMar>
+            <w:top w:w="15" w:type="dxa"/>
+            <w:left w:w="15" w:type="dxa"/>
+            <w:bottom w:w="15" w:type="dxa"/>
+            <w:right w:w="15" w:type="dxa"/>
+          </w:tblCellMar>
         </w:tblPrEx>
         <w:trPr>
           <w:tblHeader/>
@@ -718,7 +752,6 @@
             <w:insideH w:val="none" w:color="auto" w:sz="0" w:space="0"/>
             <w:insideV w:val="none" w:color="auto" w:sz="0" w:space="0"/>
           </w:tblBorders>
-          <w:shd w:val="clear" w:color="auto" w:fill="auto"/>
           <w:tblCellMar>
             <w:top w:w="15" w:type="dxa"/>
             <w:left w:w="15" w:type="dxa"/>
@@ -806,7 +839,6 @@
             <w:insideH w:val="none" w:color="auto" w:sz="0" w:space="0"/>
             <w:insideV w:val="none" w:color="auto" w:sz="0" w:space="0"/>
           </w:tblBorders>
-          <w:shd w:val="clear" w:color="auto" w:fill="auto"/>
           <w:tblCellMar>
             <w:top w:w="15" w:type="dxa"/>
             <w:left w:w="15" w:type="dxa"/>
@@ -1068,6 +1100,7 @@
             <w:insideH w:val="none" w:color="auto" w:sz="0" w:space="0"/>
             <w:insideV w:val="none" w:color="auto" w:sz="0" w:space="0"/>
           </w:tblBorders>
+          <w:shd w:val="clear" w:color="auto" w:fill="auto"/>
           <w:tblCellMar>
             <w:top w:w="15" w:type="dxa"/>
             <w:left w:w="15" w:type="dxa"/>
@@ -2299,8 +2332,6 @@
         </w:rPr>
         <w:t>。]</w:t>
       </w:r>
-      <w:bookmarkStart w:id="20" w:name="_GoBack"/>
-      <w:bookmarkEnd w:id="20"/>
     </w:p>
     <w:p>
       <w:pPr>
